--- a/RVfpga/RVfpgaEL2/RVfpga_NexysVideo-NoDDR/Labs/RVfpgaLabsSolutions/Lab12/RVfpga_Lab12_VeeR-EL2_NexysVideo-NoDDR_Solutions.docx
+++ b/RVfpga/RVfpgaEL2/RVfpga_NexysVideo-NoDDR/Labs/RVfpgaLabsSolutions/Lab12/RVfpga_Lab12_VeeR-EL2_NexysVideo-NoDDR_Solutions.docx
@@ -622,22 +622,37 @@
           <w:rFonts w:cs="Arial"/>
           <w:color w:val="00000A"/>
         </w:rPr>
-      </w:r>
-      <w:r>
-        <w:rPr>
-          <w:rFonts w:cs="Arial"/>
-          <w:color w:val="00000A"/>
-        </w:rPr>
         <w:fldChar w:fldCharType="separate"/>
       </w:r>
       <w:r>
-        <w:t xml:space="preserve">Figure </w:t>
-      </w:r>
-      <w:r>
-        <w:rPr>
-          <w:noProof/>
-        </w:rPr>
-        <w:t>6</w:t>
+        <w:rPr>
+          <w:rFonts w:cs="Arial" w:hint="eastAsia"/>
+          <w:b/>
+          <w:bCs/>
+          <w:color w:val="00000A"/>
+          <w:lang w:eastAsia="zh-CN"/>
+        </w:rPr>
+        <w:t>错误</w:t>
+      </w:r>
+      <w:r>
+        <w:rPr>
+          <w:rFonts w:cs="Arial" w:hint="eastAsia"/>
+          <w:b/>
+          <w:bCs/>
+          <w:color w:val="00000A"/>
+          <w:lang w:eastAsia="zh-CN"/>
+        </w:rPr>
+        <w:t>!</w:t>
+      </w:r>
+      <w:r>
+        <w:rPr>
+          <w:rFonts w:cs="Arial" w:hint="eastAsia"/>
+          <w:b/>
+          <w:bCs/>
+          <w:color w:val="00000A"/>
+          <w:lang w:eastAsia="zh-CN"/>
+        </w:rPr>
+        <w:t>未找到引用源。</w:t>
       </w:r>
       <w:r>
         <w:rPr>
@@ -2668,22 +2683,37 @@
           <w:rFonts w:cs="Arial"/>
           <w:color w:val="00000A"/>
         </w:rPr>
-      </w:r>
-      <w:r>
-        <w:rPr>
-          <w:rFonts w:cs="Arial"/>
-          <w:color w:val="00000A"/>
-        </w:rPr>
         <w:fldChar w:fldCharType="separate"/>
       </w:r>
       <w:r>
-        <w:t xml:space="preserve">Figure </w:t>
-      </w:r>
-      <w:r>
-        <w:rPr>
-          <w:noProof/>
-        </w:rPr>
-        <w:t>6</w:t>
+        <w:rPr>
+          <w:rFonts w:cs="Arial" w:hint="eastAsia"/>
+          <w:b/>
+          <w:bCs/>
+          <w:color w:val="00000A"/>
+          <w:lang w:eastAsia="zh-CN"/>
+        </w:rPr>
+        <w:t>错误</w:t>
+      </w:r>
+      <w:r>
+        <w:rPr>
+          <w:rFonts w:cs="Arial" w:hint="eastAsia"/>
+          <w:b/>
+          <w:bCs/>
+          <w:color w:val="00000A"/>
+          <w:lang w:eastAsia="zh-CN"/>
+        </w:rPr>
+        <w:t>!</w:t>
+      </w:r>
+      <w:r>
+        <w:rPr>
+          <w:rFonts w:cs="Arial" w:hint="eastAsia"/>
+          <w:b/>
+          <w:bCs/>
+          <w:color w:val="00000A"/>
+          <w:lang w:eastAsia="zh-CN"/>
+        </w:rPr>
+        <w:t>未找到引用源。</w:t>
       </w:r>
       <w:r>
         <w:rPr>
@@ -2774,22 +2804,37 @@
           <w:rFonts w:cs="Arial"/>
           <w:color w:val="00000A"/>
         </w:rPr>
-      </w:r>
-      <w:r>
-        <w:rPr>
-          <w:rFonts w:cs="Arial"/>
-          <w:color w:val="00000A"/>
-        </w:rPr>
         <w:fldChar w:fldCharType="separate"/>
       </w:r>
       <w:r>
-        <w:t xml:space="preserve">Figure </w:t>
-      </w:r>
-      <w:r>
-        <w:rPr>
-          <w:noProof/>
-        </w:rPr>
-        <w:t>6</w:t>
+        <w:rPr>
+          <w:rFonts w:cs="Arial" w:hint="eastAsia"/>
+          <w:b/>
+          <w:bCs/>
+          <w:color w:val="00000A"/>
+          <w:lang w:eastAsia="zh-CN"/>
+        </w:rPr>
+        <w:t>错误</w:t>
+      </w:r>
+      <w:r>
+        <w:rPr>
+          <w:rFonts w:cs="Arial" w:hint="eastAsia"/>
+          <w:b/>
+          <w:bCs/>
+          <w:color w:val="00000A"/>
+          <w:lang w:eastAsia="zh-CN"/>
+        </w:rPr>
+        <w:t>!</w:t>
+      </w:r>
+      <w:r>
+        <w:rPr>
+          <w:rFonts w:cs="Arial" w:hint="eastAsia"/>
+          <w:b/>
+          <w:bCs/>
+          <w:color w:val="00000A"/>
+          <w:lang w:eastAsia="zh-CN"/>
+        </w:rPr>
+        <w:t>未找到引用源。</w:t>
       </w:r>
       <w:r>
         <w:rPr>
@@ -3097,22 +3142,37 @@
           <w:rFonts w:cs="Arial"/>
           <w:color w:val="00000A"/>
         </w:rPr>
-      </w:r>
-      <w:r>
-        <w:rPr>
-          <w:rFonts w:cs="Arial"/>
-          <w:color w:val="00000A"/>
-        </w:rPr>
         <w:fldChar w:fldCharType="separate"/>
       </w:r>
       <w:r>
-        <w:t xml:space="preserve">Figure </w:t>
-      </w:r>
-      <w:r>
-        <w:rPr>
-          <w:noProof/>
-        </w:rPr>
-        <w:t>2</w:t>
+        <w:rPr>
+          <w:rFonts w:cs="Arial" w:hint="eastAsia"/>
+          <w:b/>
+          <w:bCs/>
+          <w:color w:val="00000A"/>
+          <w:lang w:eastAsia="zh-CN"/>
+        </w:rPr>
+        <w:t>错误</w:t>
+      </w:r>
+      <w:r>
+        <w:rPr>
+          <w:rFonts w:cs="Arial" w:hint="eastAsia"/>
+          <w:b/>
+          <w:bCs/>
+          <w:color w:val="00000A"/>
+          <w:lang w:eastAsia="zh-CN"/>
+        </w:rPr>
+        <w:t>!</w:t>
+      </w:r>
+      <w:r>
+        <w:rPr>
+          <w:rFonts w:cs="Arial" w:hint="eastAsia"/>
+          <w:b/>
+          <w:bCs/>
+          <w:color w:val="00000A"/>
+          <w:lang w:eastAsia="zh-CN"/>
+        </w:rPr>
+        <w:t>未找到引用源。</w:t>
       </w:r>
       <w:r>
         <w:rPr>
@@ -3442,6 +3502,7 @@
         </w:numPr>
       </w:pPr>
       <w:r>
+        <w:lastRenderedPageBreak/>
         <w:t>Signal mul_valid_x=1, thus the result of the multiplier is selected.</w:t>
       </w:r>
     </w:p>
@@ -3545,13 +3606,31 @@
         <w:fldChar w:fldCharType="separate"/>
       </w:r>
       <w:r>
-        <w:t xml:space="preserve">Figure </w:t>
-      </w:r>
-      <w:r>
-        <w:rPr>
-          <w:noProof/>
-        </w:rPr>
-        <w:t>7</w:t>
+        <w:rPr>
+          <w:rFonts w:hint="eastAsia"/>
+          <w:b/>
+          <w:bCs/>
+          <w:lang w:eastAsia="zh-CN"/>
+        </w:rPr>
+        <w:t>错误</w:t>
+      </w:r>
+      <w:r>
+        <w:rPr>
+          <w:rFonts w:hint="eastAsia"/>
+          <w:b/>
+          <w:bCs/>
+          <w:lang w:eastAsia="zh-CN"/>
+        </w:rPr>
+        <w:t>!</w:t>
+      </w:r>
+      <w:r>
+        <w:rPr>
+          <w:rFonts w:hint="eastAsia"/>
+          <w:b/>
+          <w:bCs/>
+          <w:lang w:eastAsia="zh-CN"/>
+        </w:rPr>
+        <w:t>未找到引用源。</w:t>
       </w:r>
       <w:r>
         <w:fldChar w:fldCharType="end"/>
@@ -3682,13 +3761,31 @@
         <w:fldChar w:fldCharType="separate"/>
       </w:r>
       <w:r>
-        <w:t xml:space="preserve">Figure </w:t>
-      </w:r>
-      <w:r>
-        <w:rPr>
-          <w:noProof/>
-        </w:rPr>
-        <w:t>7</w:t>
+        <w:rPr>
+          <w:rFonts w:hint="eastAsia"/>
+          <w:b/>
+          <w:bCs/>
+          <w:lang w:eastAsia="zh-CN"/>
+        </w:rPr>
+        <w:t>错误</w:t>
+      </w:r>
+      <w:r>
+        <w:rPr>
+          <w:rFonts w:hint="eastAsia"/>
+          <w:b/>
+          <w:bCs/>
+          <w:lang w:eastAsia="zh-CN"/>
+        </w:rPr>
+        <w:t>!</w:t>
+      </w:r>
+      <w:r>
+        <w:rPr>
+          <w:rFonts w:hint="eastAsia"/>
+          <w:b/>
+          <w:bCs/>
+          <w:lang w:eastAsia="zh-CN"/>
+        </w:rPr>
+        <w:t>未找到引用源。</w:t>
       </w:r>
       <w:r>
         <w:fldChar w:fldCharType="end"/>
@@ -3894,6 +3991,7 @@
           <w:noProof/>
           <w:lang w:val="es-ES" w:eastAsia="es-ES"/>
         </w:rPr>
+        <w:lastRenderedPageBreak/>
         <w:drawing>
           <wp:inline distT="0" distB="0" distL="0" distR="0" wp14:anchorId="1C55C21F" wp14:editId="45BDBD10">
             <wp:extent cx="1990725" cy="4572000"/>
@@ -4279,6 +4377,31 @@
           <w:bCs/>
           <w:color w:val="00000A"/>
         </w:rPr>
+        <w:fldChar w:fldCharType="separate"/>
+      </w:r>
+      <w:r>
+        <w:rPr>
+          <w:rFonts w:cs="Arial" w:hint="eastAsia"/>
+          <w:color w:val="00000A"/>
+          <w:lang w:eastAsia="zh-CN"/>
+        </w:rPr>
+        <w:t>错误</w:t>
+      </w:r>
+      <w:r>
+        <w:rPr>
+          <w:rFonts w:cs="Arial" w:hint="eastAsia"/>
+          <w:color w:val="00000A"/>
+          <w:lang w:eastAsia="zh-CN"/>
+        </w:rPr>
+        <w:t>!</w:t>
+      </w:r>
+      <w:r>
+        <w:rPr>
+          <w:rFonts w:cs="Arial" w:hint="eastAsia"/>
+          <w:color w:val="00000A"/>
+          <w:lang w:eastAsia="zh-CN"/>
+        </w:rPr>
+        <w:t>未找到引用源。</w:t>
       </w:r>
       <w:r>
         <w:rPr>
@@ -4287,24 +4410,6 @@
           <w:bCs/>
           <w:color w:val="00000A"/>
         </w:rPr>
-        <w:fldChar w:fldCharType="separate"/>
-      </w:r>
-      <w:r>
-        <w:t xml:space="preserve">Figure </w:t>
-      </w:r>
-      <w:r>
-        <w:rPr>
-          <w:noProof/>
-        </w:rPr>
-        <w:t>9</w:t>
-      </w:r>
-      <w:r>
-        <w:rPr>
-          <w:rFonts w:cs="Arial"/>
-          <w:b/>
-          <w:bCs/>
-          <w:color w:val="00000A"/>
-        </w:rPr>
         <w:fldChar w:fldCharType="end"/>
       </w:r>
       <w:r>
@@ -4312,7 +4417,15 @@
           <w:rFonts w:cs="Arial"/>
           <w:color w:val="00000A"/>
         </w:rPr>
-        <w:t xml:space="preserve"> gives you some help by showing the logic directly related with addition and </w:t>
+        <w:t xml:space="preserve"> gives you some help by showing the logic directly </w:t>
+      </w:r>
+      <w:r>
+        <w:rPr>
+          <w:rFonts w:cs="Arial"/>
+          <w:color w:val="00000A"/>
+        </w:rPr>
+        <w:lastRenderedPageBreak/>
+        <w:t xml:space="preserve">related with addition and </w:t>
       </w:r>
       <w:r>
         <w:rPr>
@@ -4734,6 +4847,7 @@
           <w:noProof/>
           <w:lang w:val="es-ES" w:eastAsia="es-ES"/>
         </w:rPr>
+        <w:lastRenderedPageBreak/>
         <w:drawing>
           <wp:inline distT="0" distB="0" distL="0" distR="0" wp14:anchorId="41F578C0" wp14:editId="19C2E863">
             <wp:extent cx="5838825" cy="1301572"/>
@@ -5590,6 +5704,7 @@
           <w:rFonts w:eastAsia="Arial" w:cs="Arial"/>
           <w:color w:val="000000" w:themeColor="text1"/>
         </w:rPr>
+        <w:lastRenderedPageBreak/>
         <w:t xml:space="preserve">If you open the project in </w:t>
       </w:r>
       <w:r>
@@ -6102,6 +6217,7 @@
           <w:rFonts w:eastAsia="Arial" w:cs="Arial"/>
           <w:color w:val="000000" w:themeColor="text1"/>
         </w:rPr>
+        <w:lastRenderedPageBreak/>
         <w:t xml:space="preserve">Signal </w:t>
       </w:r>
       <w:r>
@@ -7103,6 +7219,7 @@
           <w:rFonts w:ascii="Courier New" w:eastAsia="Courier New" w:hAnsi="Courier New" w:cs="Courier New"/>
           <w:color w:val="000000" w:themeColor="text1"/>
         </w:rPr>
+        <w:lastRenderedPageBreak/>
         <w:t>#define INSERT_NOPS_6</w:t>
       </w:r>
       <w:r>
@@ -7893,6 +8010,7 @@
           <w:rFonts w:eastAsia="Arial" w:cs="Arial"/>
           <w:color w:val="000000" w:themeColor="text1"/>
         </w:rPr>
+        <w:lastRenderedPageBreak/>
         <w:t xml:space="preserve">This are the Verilog regions of file </w:t>
       </w:r>
       <w:r>
@@ -8440,6 +8558,7 @@
           <w:rFonts w:ascii="Courier New" w:eastAsia="Courier New" w:hAnsi="Courier New" w:cs="Courier New"/>
           <w:color w:val="000000" w:themeColor="text1"/>
         </w:rPr>
+        <w:lastRenderedPageBreak/>
         <w:t>#define INSERT_NOPS_3</w:t>
       </w:r>
       <w:r>
@@ -8995,6 +9114,7 @@
           <w:noProof/>
           <w:lang w:val="es-ES" w:eastAsia="es-ES"/>
         </w:rPr>
+        <w:lastRenderedPageBreak/>
         <w:drawing>
           <wp:inline distT="0" distB="0" distL="0" distR="0" wp14:anchorId="6E3B2388" wp14:editId="08D5799C">
             <wp:extent cx="5958496" cy="4953000"/>
@@ -9374,6 +9494,7 @@
           <w:noProof/>
           <w:lang w:val="es-ES" w:eastAsia="es-ES"/>
         </w:rPr>
+        <w:lastRenderedPageBreak/>
         <w:drawing>
           <wp:inline distT="0" distB="0" distL="0" distR="0" wp14:anchorId="30066A7E" wp14:editId="03025DA8">
             <wp:extent cx="4572000" cy="200025"/>
@@ -9501,21 +9622,34 @@
         <w:rPr>
           <w:rFonts w:cs="Arial"/>
         </w:rPr>
-      </w:r>
-      <w:r>
-        <w:rPr>
-          <w:rFonts w:cs="Arial"/>
-        </w:rPr>
         <w:fldChar w:fldCharType="separate"/>
       </w:r>
       <w:r>
-        <w:t xml:space="preserve">Figure </w:t>
-      </w:r>
-      <w:r>
-        <w:rPr>
-          <w:noProof/>
-        </w:rPr>
-        <w:t>6</w:t>
+        <w:rPr>
+          <w:rFonts w:cs="Arial" w:hint="eastAsia"/>
+          <w:b/>
+          <w:bCs/>
+          <w:lang w:eastAsia="zh-CN"/>
+        </w:rPr>
+        <w:t>错误</w:t>
+      </w:r>
+      <w:r>
+        <w:rPr>
+          <w:rFonts w:cs="Arial" w:hint="eastAsia"/>
+          <w:b/>
+          <w:bCs/>
+          <w:lang w:eastAsia="zh-CN"/>
+        </w:rPr>
+        <w:t>!</w:t>
+      </w:r>
+      <w:r>
+        <w:rPr>
+          <w:rFonts w:cs="Arial" w:hint="eastAsia"/>
+          <w:b/>
+          <w:bCs/>
+          <w:lang w:eastAsia="zh-CN"/>
+        </w:rPr>
+        <w:t>未找到引用源。</w:t>
       </w:r>
       <w:r>
         <w:rPr>
@@ -9654,21 +9788,34 @@
         <w:rPr>
           <w:rFonts w:cs="Arial"/>
         </w:rPr>
-      </w:r>
-      <w:r>
-        <w:rPr>
-          <w:rFonts w:cs="Arial"/>
-        </w:rPr>
         <w:fldChar w:fldCharType="separate"/>
       </w:r>
       <w:r>
-        <w:t xml:space="preserve">Figure </w:t>
-      </w:r>
-      <w:r>
-        <w:rPr>
-          <w:noProof/>
-        </w:rPr>
-        <w:t>6</w:t>
+        <w:rPr>
+          <w:rFonts w:cs="Arial" w:hint="eastAsia"/>
+          <w:b/>
+          <w:bCs/>
+          <w:lang w:eastAsia="zh-CN"/>
+        </w:rPr>
+        <w:t>错误</w:t>
+      </w:r>
+      <w:r>
+        <w:rPr>
+          <w:rFonts w:cs="Arial" w:hint="eastAsia"/>
+          <w:b/>
+          <w:bCs/>
+          <w:lang w:eastAsia="zh-CN"/>
+        </w:rPr>
+        <w:t>!</w:t>
+      </w:r>
+      <w:r>
+        <w:rPr>
+          <w:rFonts w:cs="Arial" w:hint="eastAsia"/>
+          <w:b/>
+          <w:bCs/>
+          <w:lang w:eastAsia="zh-CN"/>
+        </w:rPr>
+        <w:t>未找到引用源。</w:t>
       </w:r>
       <w:r>
         <w:rPr>
@@ -17342,6 +17489,10 @@
 </file>
 
 <file path=customXml/item1.xml><?xml version="1.0" encoding="utf-8"?>
+<b:Sources xmlns:b="http://schemas.openxmlformats.org/officeDocument/2006/bibliography" xmlns="http://schemas.openxmlformats.org/officeDocument/2006/bibliography" SelectedStyle="\APA.XSL" StyleName="APA"/>
+</file>
+
+<file path=customXml/item2.xml><?xml version="1.0" encoding="utf-8"?>
 <?mso-contentType ?>
 <FormTemplates xmlns="http://schemas.microsoft.com/sharepoint/v3/contenttype/forms">
   <Display>DocumentLibraryForm</Display>
@@ -17350,17 +17501,7 @@
 </FormTemplates>
 </file>
 
-<file path=customXml/item2.xml><?xml version="1.0" encoding="utf-8"?>
-<b:Sources xmlns:b="http://schemas.openxmlformats.org/officeDocument/2006/bibliography" xmlns="http://schemas.openxmlformats.org/officeDocument/2006/bibliography" SelectedStyle="\APA.XSL" StyleName="APA"/>
-</file>
-
 <file path=customXml/item3.xml><?xml version="1.0" encoding="utf-8"?>
-<p:properties xmlns:p="http://schemas.microsoft.com/office/2006/metadata/properties" xmlns:xsi="http://www.w3.org/2001/XMLSchema-instance" xmlns:pc="http://schemas.microsoft.com/office/infopath/2007/PartnerControls">
-  <documentManagement/>
-</p:properties>
-</file>
-
-<file path=customXml/item4.xml><?xml version="1.0" encoding="utf-8"?>
 <ct:contentTypeSchema xmlns:ct="http://schemas.microsoft.com/office/2006/metadata/contentType" xmlns:ma="http://schemas.microsoft.com/office/2006/metadata/properties/metaAttributes" ct:_="" ma:_="" ma:contentTypeName="Documento" ma:contentTypeID="0x010100DC4605E09422954E885190BEAE91315B" ma:contentTypeVersion="7" ma:contentTypeDescription="Crear nuevo documento." ma:contentTypeScope="" ma:versionID="385cca1479246aa9c7e7ca5799fff24b">
   <xsd:schema xmlns:xsd="http://www.w3.org/2001/XMLSchema" xmlns:xs="http://www.w3.org/2001/XMLSchema" xmlns:p="http://schemas.microsoft.com/office/2006/metadata/properties" xmlns:ns3="08b0e0cf-4f32-46a9-9719-4bc0cd4cc607" xmlns:ns4="58ac13d9-b16a-459f-8916-94b458aa600a" targetNamespace="http://schemas.microsoft.com/office/2006/metadata/properties" ma:root="true" ma:fieldsID="6fe30a3bbca70e3159826167a953d9c9" ns3:_="" ns4:_="">
     <xsd:import namespace="08b0e0cf-4f32-46a9-9719-4bc0cd4cc607"/>
@@ -17545,7 +17686,21 @@
 </ct:contentTypeSchema>
 </file>
 
+<file path=customXml/item4.xml><?xml version="1.0" encoding="utf-8"?>
+<p:properties xmlns:p="http://schemas.microsoft.com/office/2006/metadata/properties" xmlns:xsi="http://www.w3.org/2001/XMLSchema-instance" xmlns:pc="http://schemas.microsoft.com/office/infopath/2007/PartnerControls">
+  <documentManagement/>
+</p:properties>
+</file>
+
 <file path=customXml/itemProps1.xml><?xml version="1.0" encoding="utf-8"?>
+<ds:datastoreItem xmlns:ds="http://schemas.openxmlformats.org/officeDocument/2006/customXml" ds:itemID="{328E850E-90E3-4CD6-ABDC-86B6E09A7F06}">
+  <ds:schemaRefs>
+    <ds:schemaRef ds:uri="http://schemas.openxmlformats.org/officeDocument/2006/bibliography"/>
+  </ds:schemaRefs>
+</ds:datastoreItem>
+</file>
+
+<file path=customXml/itemProps2.xml><?xml version="1.0" encoding="utf-8"?>
 <ds:datastoreItem xmlns:ds="http://schemas.openxmlformats.org/officeDocument/2006/customXml" ds:itemID="{DFA6A5A8-D2CD-49AA-B5A7-68B7C6F5F367}">
   <ds:schemaRefs>
     <ds:schemaRef ds:uri="http://schemas.microsoft.com/sharepoint/v3/contenttype/forms"/>
@@ -17553,24 +17708,7 @@
 </ds:datastoreItem>
 </file>
 
-<file path=customXml/itemProps2.xml><?xml version="1.0" encoding="utf-8"?>
-<ds:datastoreItem xmlns:ds="http://schemas.openxmlformats.org/officeDocument/2006/customXml" ds:itemID="{328E850E-90E3-4CD6-ABDC-86B6E09A7F06}">
-  <ds:schemaRefs>
-    <ds:schemaRef ds:uri="http://schemas.openxmlformats.org/officeDocument/2006/bibliography"/>
-  </ds:schemaRefs>
-</ds:datastoreItem>
-</file>
-
 <file path=customXml/itemProps3.xml><?xml version="1.0" encoding="utf-8"?>
-<ds:datastoreItem xmlns:ds="http://schemas.openxmlformats.org/officeDocument/2006/customXml" ds:itemID="{C2F2FA7D-4BBE-46EE-A934-9F7429438E06}">
-  <ds:schemaRefs>
-    <ds:schemaRef ds:uri="http://schemas.microsoft.com/office/2006/metadata/properties"/>
-    <ds:schemaRef ds:uri="http://schemas.microsoft.com/office/infopath/2007/PartnerControls"/>
-  </ds:schemaRefs>
-</ds:datastoreItem>
-</file>
-
-<file path=customXml/itemProps4.xml><?xml version="1.0" encoding="utf-8"?>
 <ds:datastoreItem xmlns:ds="http://schemas.openxmlformats.org/officeDocument/2006/customXml" ds:itemID="{9C442242-74FB-45A0-B1FF-383459CB8B79}">
   <ds:schemaRefs>
     <ds:schemaRef ds:uri="http://schemas.microsoft.com/office/2006/metadata/contentType"/>
@@ -17587,4 +17725,13 @@
     <ds:schemaRef ds:uri="http://schemas.microsoft.com/internal/obd"/>
   </ds:schemaRefs>
 </ds:datastoreItem>
+</file>
+
+<file path=customXml/itemProps4.xml><?xml version="1.0" encoding="utf-8"?>
+<ds:datastoreItem xmlns:ds="http://schemas.openxmlformats.org/officeDocument/2006/customXml" ds:itemID="{C2F2FA7D-4BBE-46EE-A934-9F7429438E06}">
+  <ds:schemaRefs>
+    <ds:schemaRef ds:uri="http://schemas.microsoft.com/office/2006/metadata/properties"/>
+    <ds:schemaRef ds:uri="http://schemas.microsoft.com/office/infopath/2007/PartnerControls"/>
+  </ds:schemaRefs>
+</ds:datastoreItem>
 </file>